--- a/docs/validation/medical-data-report-chromium-1920.docx
+++ b/docs/validation/medical-data-report-chromium-1920.docx
@@ -1519,7 +1519,7 @@
     </w:p>
     <w:p>
       <w:r>
-        <w:t xml:space="preserve">统计运行：RUN-1785922277748（fnv1a-ae1b8f06）</w:t>
+        <w:t xml:space="preserve">统计运行：RUN-1786335124621（fnv1a-ae1b8f06）</w:t>
       </w:r>
     </w:p>
     <w:p>

--- a/docs/validation/medical-data-report-chromium-1920.docx
+++ b/docs/validation/medical-data-report-chromium-1920.docx
@@ -14,7 +14,7 @@
           <w:sz w:val="34"/>
           <w:szCs w:val="34"/>
         </w:rPr>
-        <w:t xml:space="preserve">CAP 住院患者处方决策流程与院内结局描述性报告草稿</w:t>
+        <w:t xml:space="preserve">老年房颤患者两种直接口服抗凝药比较研究数据分析报告</w:t>
       </w:r>
     </w:p>
     <w:p>
@@ -22,7 +22,7 @@
         <w:jc w:val="center"/>
       </w:pPr>
       <w:r>
-        <w:t xml:space="preserve">HospitalAI 合成数据研究中心 · RPT-CAP-FLOW-v1</w:t>
+        <w:t xml:space="preserve">HospitalAI 合成验证环境 · RPT-PROJECT-NVAF-DOAC-2026-01-v1</w:t>
       </w:r>
     </w:p>
     <w:p>
@@ -30,7 +30,7 @@
         <w:jc w:val="center"/>
       </w:pPr>
       <w:r>
-        <w:t xml:space="preserve">主要研究者：周医生　统计负责人：合成统计审核员</w:t>
+        <w:t xml:space="preserve">主要研究者：待真实项目指定　统计负责人：统计师审核岗</w:t>
       </w:r>
     </w:p>
     <w:p>
@@ -57,22 +57,22 @@
     </w:p>
     <w:p>
       <w:r>
-        <w:t xml:space="preserve">目的：描述纳入队列中处方决策流程、方案暴露与院内结局的分布，不进行因果推断。</w:t>
-      </w:r>
-    </w:p>
-    <w:p>
-      <w:r>
-        <w:t xml:space="preserve">方法：单中心回顾性描述性流程验证，按预先固定统计计划进行描述性分析。</w:t>
-      </w:r>
-    </w:p>
-    <w:p>
-      <w:r>
-        <w:t xml:space="preserve">结果：共纳入 6 条记录，改善 4 例，不良事件 1 例。</w:t>
-      </w:r>
-    </w:p>
-    <w:p>
-      <w:r>
-        <w:t xml:space="preserve">结论：当前数据仅支持描述性观察和假设生成，不能据此证明某种药物对某类患者更优。</w:t>
+        <w:t xml:space="preserve">目的：在 65 岁及以上非瓣膜性房颤患者中，阿哌沙班与利伐沙班的血栓栓塞结局和大出血风险是否存在差异？</w:t>
+      </w:r>
+    </w:p>
+    <w:p>
+      <w:r>
+        <w:t xml:space="preserve">方法：新使用者、回顾性队列研究；倾向评分稳定化 IPTW；时间结局采用 Kaplan-Meier 与 Cox 回归。，按预先固定统计计划执行基线平衡、倾向评分加权和时间结局分析。</w:t>
+      </w:r>
+    </w:p>
+    <w:p>
+      <w:r>
+        <w:t xml:space="preserve">结果：共纳入 1960 条合成记录，形成暴露组比较、结局发生率和模型诊断演示结果。</w:t>
+      </w:r>
+    </w:p>
+    <w:p>
+      <w:r>
+        <w:t xml:space="preserve">结论：本结果仅验证科研流程，不构成药物有效性或安全性证据。</w:t>
       </w:r>
     </w:p>
     <w:p>
@@ -86,12 +86,12 @@
     </w:p>
     <w:p>
       <w:r>
-        <w:t xml:space="preserve">描述纳入队列中处方决策流程、方案暴露与院内结局的分布，不进行因果推断。</w:t>
-      </w:r>
-    </w:p>
-    <w:p>
-      <w:r>
-        <w:t xml:space="preserve">研究设计：单中心回顾性描述性流程验证</w:t>
+        <w:t xml:space="preserve">在 65 岁及以上非瓣膜性房颤患者中，阿哌沙班与利伐沙班的血栓栓塞结局和大出血风险是否存在差异？</w:t>
+      </w:r>
+    </w:p>
+    <w:p>
+      <w:r>
+        <w:t xml:space="preserve">研究设计：新使用者、回顾性队列研究；倾向评分稳定化 IPTW；时间结局采用 Kaplan-Meier 与 Cox 回归。</w:t>
       </w:r>
     </w:p>
     <w:p>
@@ -105,47 +105,47 @@
     </w:p>
     <w:p>
       <w:r>
-        <w:t xml:space="preserve">研究设计：单中心回顾性描述性流程验证</w:t>
-      </w:r>
-    </w:p>
-    <w:p>
-      <w:r>
-        <w:t xml:space="preserve">观察时间窗：入院至出院后 30 天随访</w:t>
-      </w:r>
-    </w:p>
-    <w:p>
-      <w:r>
-        <w:t xml:space="preserve">主要终点：出院时治疗反应分布（改善、稳定、恶化、未知）</w:t>
-      </w:r>
-    </w:p>
-    <w:p>
-      <w:r>
-        <w:t xml:space="preserve">次要终点：住院期间不良事件记录比例；30 天随访完整率；不同初始用药暴露方案的描述性结局分布</w:t>
-      </w:r>
-    </w:p>
-    <w:p>
-      <w:r>
-        <w:t xml:space="preserve">暴露定义：以经过来源核验的首次实际执行抗感染方案作为暴露；仅有推荐或草稿但无执行记录者不计入暴露。</w:t>
-      </w:r>
-    </w:p>
-    <w:p>
-      <w:r>
-        <w:t xml:space="preserve">预设混杂因素：年龄、性别、疾病严重程度、肾功能、合并症、既往抗感染药暴露</w:t>
-      </w:r>
-    </w:p>
-    <w:p>
-      <w:r>
-        <w:t xml:space="preserve">统计方法：固定版本描述性统计：频数、比例与分组分布；不执行因果推断或自由选择模型。</w:t>
-      </w:r>
-    </w:p>
-    <w:p>
-      <w:r>
-        <w:t xml:space="preserve">统计软件：HospitalAI fixed-statistics 1.0.0；正式研究须登记 R/Python 版本与锁定依赖</w:t>
-      </w:r>
-    </w:p>
-    <w:p>
-      <w:r>
-        <w:t xml:space="preserve">报告规范：STROBE 观察性研究报告规范</w:t>
+        <w:t xml:space="preserve">研究设计：新使用者、回顾性队列研究；倾向评分稳定化 IPTW；时间结局采用 Kaplan-Meier 与 Cox 回归。</w:t>
+      </w:r>
+    </w:p>
+    <w:p>
+      <w:r>
+        <w:t xml:space="preserve">观察时间窗：索引日期起至结局、换药/停药、死亡或 720 天</w:t>
+      </w:r>
+    </w:p>
+    <w:p>
+      <w:r>
+        <w:t xml:space="preserve">主要终点：缺血性卒中或系统性栓塞；大出血</w:t>
+      </w:r>
+    </w:p>
+    <w:p>
+      <w:r>
+        <w:t xml:space="preserve">次要终点：全因死亡；再入院；换药或停药</w:t>
+      </w:r>
+    </w:p>
+    <w:p>
+      <w:r>
+        <w:t xml:space="preserve">暴露定义：索引日首次处方阿哌沙班或利伐沙班，按预设洗脱期识别新使用者</w:t>
+      </w:r>
+    </w:p>
+    <w:p>
+      <w:r>
+        <w:t xml:space="preserve">预设混杂因素：年龄、性别、肾功能、高血压、糖尿病、既往卒中、既往出血、心衰、抗血小板药</w:t>
+      </w:r>
+    </w:p>
+    <w:p>
+      <w:r>
+        <w:t xml:space="preserve">统计方法：描述性统计 + SMD + 稳定化 IPTW + Kaplan-Meier/log-rank + Cox 比例风险模型 + 亚组及敏感性分析</w:t>
+      </w:r>
+    </w:p>
+    <w:p>
+      <w:r>
+        <w:t xml:space="preserve">统计软件：Python 固定分析流水线（版本随成果包锁定）</w:t>
+      </w:r>
+    </w:p>
+    <w:p>
+      <w:r>
+        <w:t xml:space="preserve">报告规范：STROBE + RECORD</w:t>
       </w:r>
     </w:p>
     <w:p>
@@ -159,17 +159,22 @@
     </w:p>
     <w:p>
       <w:r>
-        <w:t xml:space="preserve">1. 年龄 &gt;= 18 岁</w:t>
-      </w:r>
-    </w:p>
-    <w:p>
-      <w:r>
-        <w:t xml:space="preserve">2. 住院就诊诊断包含社区获得性肺炎</w:t>
-      </w:r>
-    </w:p>
-    <w:p>
-      <w:r>
-        <w:t xml:space="preserve">3. 存在已审核处方决策或历史实际用药暴露</w:t>
+        <w:t xml:space="preserve">1. 年龄 &gt;= 65 岁</w:t>
+      </w:r>
+    </w:p>
+    <w:p>
+      <w:r>
+        <w:t xml:space="preserve">2. 非瓣膜性房颤</w:t>
+      </w:r>
+    </w:p>
+    <w:p>
+      <w:r>
+        <w:t xml:space="preserve">3. 阿哌沙班或利伐沙班新使用者</w:t>
+      </w:r>
+    </w:p>
+    <w:p>
+      <w:r>
+        <w:t xml:space="preserve">4. 随访 &gt;= 30 天</w:t>
       </w:r>
     </w:p>
     <w:p>
@@ -183,17 +188,22 @@
     </w:p>
     <w:p>
       <w:r>
-        <w:t xml:space="preserve">1. 关键患者标识无法映射</w:t>
-      </w:r>
-    </w:p>
-    <w:p>
-      <w:r>
-        <w:t xml:space="preserve">2. 无实际用药记录</w:t>
-      </w:r>
-    </w:p>
-    <w:p>
-      <w:r>
-        <w:t xml:space="preserve">3. 仅门诊就诊</w:t>
+        <w:t xml:space="preserve">1. 瓣膜性房颤或机械瓣膜</w:t>
+      </w:r>
+    </w:p>
+    <w:p>
+      <w:r>
+        <w:t xml:space="preserve">2. 索引日前抗凝药洗脱期不足</w:t>
+      </w:r>
+    </w:p>
+    <w:p>
+      <w:r>
+        <w:t xml:space="preserve">3. 关键暴露字段缺失</w:t>
+      </w:r>
+    </w:p>
+    <w:p>
+      <w:r>
+        <w:t xml:space="preserve">4. 随访不足 30 天</w:t>
       </w:r>
     </w:p>
     <w:p>
@@ -207,17 +217,17 @@
     </w:p>
     <w:p>
       <w:r>
-        <w:t xml:space="preserve">伦理状态：SYNTHETIC-DEMO-EXEMPT（仅流程验证，非伦理批件）</w:t>
-      </w:r>
-    </w:p>
-    <w:p>
-      <w:r>
-        <w:t xml:space="preserve">注册标识：DEMO-CAP-2026-001（非正式注册号）</w:t>
-      </w:r>
-    </w:p>
-    <w:p>
-      <w:r>
-        <w:t xml:space="preserve">目标期刊：待研究团队与科研管理部门确认</w:t>
+        <w:t xml:space="preserve">伦理状态：真实研究上线前待审批或豁免</w:t>
+      </w:r>
+    </w:p>
+    <w:p>
+      <w:r>
+        <w:t xml:space="preserve">注册标识：DEMO-NVAF-DOAC-2026-01</w:t>
+      </w:r>
+    </w:p>
+    <w:p>
+      <w:r>
+        <w:t xml:space="preserve">目标期刊：药物流行病学或临床药学专业期刊（待立项确认）</w:t>
       </w:r>
     </w:p>
     <w:p>
@@ -231,27 +241,27 @@
     </w:p>
     <w:p>
       <w:r>
-        <w:t xml:space="preserve">冻结数据集：DS-PROJECT-CAP-2026-01-v1</w:t>
-      </w:r>
-    </w:p>
-    <w:p>
-      <w:r>
-        <w:t xml:space="preserve">输入哈希：fnv1a-c73e209c</w:t>
-      </w:r>
-    </w:p>
-    <w:p>
-      <w:r>
-        <w:t xml:space="preserve">纳入记录：6</w:t>
-      </w:r>
-    </w:p>
-    <w:p>
-      <w:r>
-        <w:t xml:space="preserve">排除记录：0</w:t>
-      </w:r>
-    </w:p>
-    <w:p>
-      <w:r>
-        <w:t xml:space="preserve">已处理质量问题：2/2</w:t>
+        <w:t xml:space="preserve">冻结数据集：DS-PROJECT-NVAF-DOAC-2026-01-v1</w:t>
+      </w:r>
+    </w:p>
+    <w:p>
+      <w:r>
+        <w:t xml:space="preserve">输入哈希：fnv1a-5de3f0ed</w:t>
+      </w:r>
+    </w:p>
+    <w:p>
+      <w:r>
+        <w:t xml:space="preserve">纳入记录：1960</w:t>
+      </w:r>
+    </w:p>
+    <w:p>
+      <w:r>
+        <w:t xml:space="preserve">排除记录：40</w:t>
+      </w:r>
+    </w:p>
+    <w:p>
+      <w:r>
+        <w:t xml:space="preserve">已处理质量问题：3/3</w:t>
       </w:r>
     </w:p>
     <w:p>
@@ -265,7 +275,17 @@
     </w:p>
     <w:p>
       <w:r>
-        <w:t xml:space="preserve">治疗反应改善 4 例；不良事件 1 例；随访缺失 1 例。</w:t>
+        <w:t xml:space="preserve">阿哌沙班：卒中/栓塞 36 例（3.67%），大出血 48 例（4.9%），死亡 49 例</w:t>
+      </w:r>
+    </w:p>
+    <w:p>
+      <w:r>
+        <w:t xml:space="preserve">利伐沙班：卒中/栓塞 32 例（3.27%），大出血 78 例（7.96%），死亡 39 例</w:t>
+      </w:r>
+    </w:p>
+    <w:p>
+      <w:r>
+        <w:t xml:space="preserve">随访缺失 23 例。所有数值来自合成数据，仅用于流程验证。</w:t>
       </w:r>
     </w:p>
     <w:p>
@@ -385,73 +405,73 @@
                 <w:b w:val="false"/>
                 <w:bCs w:val="false"/>
               </w:rPr>
-              <w:t xml:space="preserve">头孢曲松 + 阿奇霉素</w:t>
-            </w:r>
-          </w:p>
-        </w:tc>
-        <w:tc>
-          <w:p>
-            <w:r>
-              <w:rPr>
-                <w:b w:val="false"/>
-                <w:bCs w:val="false"/>
-              </w:rPr>
-              <w:t xml:space="preserve">3</w:t>
-            </w:r>
-          </w:p>
-        </w:tc>
-        <w:tc>
-          <w:p>
-            <w:r>
-              <w:rPr>
-                <w:b w:val="false"/>
-                <w:bCs w:val="false"/>
-              </w:rPr>
-              <w:t xml:space="preserve">64.7</w:t>
-            </w:r>
-          </w:p>
-        </w:tc>
-        <w:tc>
-          <w:p>
-            <w:r>
-              <w:rPr>
-                <w:b w:val="false"/>
-                <w:bCs w:val="false"/>
-              </w:rPr>
-              <w:t xml:space="preserve">3 (100.0%)</w:t>
-            </w:r>
-          </w:p>
-        </w:tc>
-        <w:tc>
-          <w:p>
-            <w:r>
-              <w:rPr>
-                <w:b w:val="false"/>
-                <w:bCs w:val="false"/>
-              </w:rPr>
-              <w:t xml:space="preserve">1 (33.3%)</w:t>
-            </w:r>
-          </w:p>
-        </w:tc>
-        <w:tc>
-          <w:p>
-            <w:r>
-              <w:rPr>
-                <w:b w:val="false"/>
-                <w:bCs w:val="false"/>
-              </w:rPr>
-              <w:t xml:space="preserve">1 (33.3%)</w:t>
-            </w:r>
-          </w:p>
-        </w:tc>
-        <w:tc>
-          <w:p>
-            <w:r>
-              <w:rPr>
-                <w:b w:val="false"/>
-                <w:bCs w:val="false"/>
-              </w:rPr>
-              <w:t xml:space="preserve">3 (100.0%)</w:t>
+              <w:t xml:space="preserve">阿哌沙班</w:t>
+            </w:r>
+          </w:p>
+        </w:tc>
+        <w:tc>
+          <w:p>
+            <w:r>
+              <w:rPr>
+                <w:b w:val="false"/>
+                <w:bCs w:val="false"/>
+              </w:rPr>
+              <w:t xml:space="preserve">980</w:t>
+            </w:r>
+          </w:p>
+        </w:tc>
+        <w:tc>
+          <w:p>
+            <w:r>
+              <w:rPr>
+                <w:b w:val="false"/>
+                <w:bCs w:val="false"/>
+              </w:rPr>
+              <w:t xml:space="preserve">78.5</w:t>
+            </w:r>
+          </w:p>
+        </w:tc>
+        <w:tc>
+          <w:p>
+            <w:r>
+              <w:rPr>
+                <w:b w:val="false"/>
+                <w:bCs w:val="false"/>
+              </w:rPr>
+              <w:t xml:space="preserve">457 (46.6%)</w:t>
+            </w:r>
+          </w:p>
+        </w:tc>
+        <w:tc>
+          <w:p>
+            <w:r>
+              <w:rPr>
+                <w:b w:val="false"/>
+                <w:bCs w:val="false"/>
+              </w:rPr>
+              <w:t xml:space="preserve">0 (0.0%)</w:t>
+            </w:r>
+          </w:p>
+        </w:tc>
+        <w:tc>
+          <w:p>
+            <w:r>
+              <w:rPr>
+                <w:b w:val="false"/>
+                <w:bCs w:val="false"/>
+              </w:rPr>
+              <w:t xml:space="preserve">48 (4.9%)</w:t>
+            </w:r>
+          </w:p>
+        </w:tc>
+        <w:tc>
+          <w:p>
+            <w:r>
+              <w:rPr>
+                <w:b w:val="false"/>
+                <w:bCs w:val="false"/>
+              </w:rPr>
+              <w:t xml:space="preserve">968 (98.8%)</w:t>
             </w:r>
           </w:p>
         </w:tc>
@@ -464,29 +484,40 @@
                 <w:b w:val="false"/>
                 <w:bCs w:val="false"/>
               </w:rPr>
-              <w:t xml:space="preserve">阿莫西林克拉维酸钾</w:t>
-            </w:r>
-          </w:p>
-        </w:tc>
-        <w:tc>
-          <w:p>
-            <w:r>
-              <w:rPr>
-                <w:b w:val="false"/>
-                <w:bCs w:val="false"/>
-              </w:rPr>
-              <w:t xml:space="preserve">1</w:t>
-            </w:r>
-          </w:p>
-        </w:tc>
-        <w:tc>
-          <w:p>
-            <w:r>
-              <w:rPr>
-                <w:b w:val="false"/>
-                <w:bCs w:val="false"/>
-              </w:rPr>
-              <w:t xml:space="preserve">71</w:t>
+              <w:t xml:space="preserve">利伐沙班</w:t>
+            </w:r>
+          </w:p>
+        </w:tc>
+        <w:tc>
+          <w:p>
+            <w:r>
+              <w:rPr>
+                <w:b w:val="false"/>
+                <w:bCs w:val="false"/>
+              </w:rPr>
+              <w:t xml:space="preserve">980</w:t>
+            </w:r>
+          </w:p>
+        </w:tc>
+        <w:tc>
+          <w:p>
+            <w:r>
+              <w:rPr>
+                <w:b w:val="false"/>
+                <w:bCs w:val="false"/>
+              </w:rPr>
+              <w:t xml:space="preserve">78.8</w:t>
+            </w:r>
+          </w:p>
+        </w:tc>
+        <w:tc>
+          <w:p>
+            <w:r>
+              <w:rPr>
+                <w:b w:val="false"/>
+                <w:bCs w:val="false"/>
+              </w:rPr>
+              <w:t xml:space="preserve">465 (47.4%)</w:t>
             </w:r>
           </w:p>
         </w:tc>
@@ -508,187 +539,18 @@
                 <w:b w:val="false"/>
                 <w:bCs w:val="false"/>
               </w:rPr>
-              <w:t xml:space="preserve">1 (100.0%)</w:t>
-            </w:r>
-          </w:p>
-        </w:tc>
-        <w:tc>
-          <w:p>
-            <w:r>
-              <w:rPr>
-                <w:b w:val="false"/>
-                <w:bCs w:val="false"/>
-              </w:rPr>
-              <w:t xml:space="preserve">0 (0.0%)</w:t>
-            </w:r>
-          </w:p>
-        </w:tc>
-        <w:tc>
-          <w:p>
-            <w:r>
-              <w:rPr>
-                <w:b w:val="false"/>
-                <w:bCs w:val="false"/>
-              </w:rPr>
-              <w:t xml:space="preserve">1 (100.0%)</w:t>
-            </w:r>
-          </w:p>
-        </w:tc>
-      </w:tr>
-      <w:tr>
-        <w:tc>
-          <w:p>
-            <w:r>
-              <w:rPr>
-                <w:b w:val="false"/>
-                <w:bCs w:val="false"/>
-              </w:rPr>
-              <w:t xml:space="preserve">左氧氟沙星</w:t>
-            </w:r>
-          </w:p>
-        </w:tc>
-        <w:tc>
-          <w:p>
-            <w:r>
-              <w:rPr>
-                <w:b w:val="false"/>
-                <w:bCs w:val="false"/>
-              </w:rPr>
-              <w:t xml:space="preserve">1</w:t>
-            </w:r>
-          </w:p>
-        </w:tc>
-        <w:tc>
-          <w:p>
-            <w:r>
-              <w:rPr>
-                <w:b w:val="false"/>
-                <w:bCs w:val="false"/>
-              </w:rPr>
-              <w:t xml:space="preserve">45</w:t>
-            </w:r>
-          </w:p>
-        </w:tc>
-        <w:tc>
-          <w:p>
-            <w:r>
-              <w:rPr>
-                <w:b w:val="false"/>
-                <w:bCs w:val="false"/>
-              </w:rPr>
-              <w:t xml:space="preserve">0 (0.0%)</w:t>
-            </w:r>
-          </w:p>
-        </w:tc>
-        <w:tc>
-          <w:p>
-            <w:r>
-              <w:rPr>
-                <w:b w:val="false"/>
-                <w:bCs w:val="false"/>
-              </w:rPr>
-              <w:t xml:space="preserve">1 (100.0%)</w:t>
-            </w:r>
-          </w:p>
-        </w:tc>
-        <w:tc>
-          <w:p>
-            <w:r>
-              <w:rPr>
-                <w:b w:val="false"/>
-                <w:bCs w:val="false"/>
-              </w:rPr>
-              <w:t xml:space="preserve">0 (0.0%)</w:t>
-            </w:r>
-          </w:p>
-        </w:tc>
-        <w:tc>
-          <w:p>
-            <w:r>
-              <w:rPr>
-                <w:b w:val="false"/>
-                <w:bCs w:val="false"/>
-              </w:rPr>
-              <w:t xml:space="preserve">0 (0.0%)</w:t>
-            </w:r>
-          </w:p>
-        </w:tc>
-      </w:tr>
-      <w:tr>
-        <w:tc>
-          <w:p>
-            <w:r>
-              <w:rPr>
-                <w:b w:val="false"/>
-                <w:bCs w:val="false"/>
-              </w:rPr>
-              <w:t xml:space="preserve">头孢曲松 + 阿奇霉素，剂量由医生按已发布院内规则确认</w:t>
-            </w:r>
-          </w:p>
-        </w:tc>
-        <w:tc>
-          <w:p>
-            <w:r>
-              <w:rPr>
-                <w:b w:val="false"/>
-                <w:bCs w:val="false"/>
-              </w:rPr>
-              <w:t xml:space="preserve">1</w:t>
-            </w:r>
-          </w:p>
-        </w:tc>
-        <w:tc>
-          <w:p>
-            <w:r>
-              <w:rPr>
-                <w:b w:val="false"/>
-                <w:bCs w:val="false"/>
-              </w:rPr>
-              <w:t xml:space="preserve">66</w:t>
-            </w:r>
-          </w:p>
-        </w:tc>
-        <w:tc>
-          <w:p>
-            <w:r>
-              <w:rPr>
-                <w:b w:val="false"/>
-                <w:bCs w:val="false"/>
-              </w:rPr>
-              <w:t xml:space="preserve">1 (100.0%)</w:t>
-            </w:r>
-          </w:p>
-        </w:tc>
-        <w:tc>
-          <w:p>
-            <w:r>
-              <w:rPr>
-                <w:b w:val="false"/>
-                <w:bCs w:val="false"/>
-              </w:rPr>
-              <w:t xml:space="preserve">1 (100.0%)</w:t>
-            </w:r>
-          </w:p>
-        </w:tc>
-        <w:tc>
-          <w:p>
-            <w:r>
-              <w:rPr>
-                <w:b w:val="false"/>
-                <w:bCs w:val="false"/>
-              </w:rPr>
-              <w:t xml:space="preserve">0 (0.0%)</w:t>
-            </w:r>
-          </w:p>
-        </w:tc>
-        <w:tc>
-          <w:p>
-            <w:r>
-              <w:rPr>
-                <w:b w:val="false"/>
-                <w:bCs w:val="false"/>
-              </w:rPr>
-              <w:t xml:space="preserve">1 (100.0%)</w:t>
+              <w:t xml:space="preserve">78 (8.0%)</w:t>
+            </w:r>
+          </w:p>
+        </w:tc>
+        <w:tc>
+          <w:p>
+            <w:r>
+              <w:rPr>
+                <w:b w:val="false"/>
+                <w:bCs w:val="false"/>
+              </w:rPr>
+              <w:t xml:space="preserve">969 (98.9%)</w:t>
             </w:r>
           </w:p>
         </w:tc>
@@ -810,51 +672,51 @@
                 <w:b w:val="false"/>
                 <w:bCs w:val="false"/>
               </w:rPr>
-              <w:t xml:space="preserve">&lt;65</w:t>
-            </w:r>
-          </w:p>
-        </w:tc>
-        <w:tc>
-          <w:p>
-            <w:r>
-              <w:rPr>
-                <w:b w:val="false"/>
-                <w:bCs w:val="false"/>
-              </w:rPr>
-              <w:t xml:space="preserve">头孢曲松 + 阿奇霉素</w:t>
-            </w:r>
-          </w:p>
-        </w:tc>
-        <w:tc>
-          <w:p>
-            <w:r>
-              <w:rPr>
-                <w:b w:val="false"/>
-                <w:bCs w:val="false"/>
-              </w:rPr>
-              <w:t xml:space="preserve">2</w:t>
-            </w:r>
-          </w:p>
-        </w:tc>
-        <w:tc>
-          <w:p>
-            <w:r>
-              <w:rPr>
-                <w:b w:val="false"/>
-                <w:bCs w:val="false"/>
-              </w:rPr>
-              <w:t xml:space="preserve">1 (50.0%)</w:t>
-            </w:r>
-          </w:p>
-        </w:tc>
-        <w:tc>
-          <w:p>
-            <w:r>
-              <w:rPr>
-                <w:b w:val="false"/>
-                <w:bCs w:val="false"/>
-              </w:rPr>
-              <w:t xml:space="preserve">1 (50.0%)</w:t>
+              <w:t xml:space="preserve">&gt;=65</w:t>
+            </w:r>
+          </w:p>
+        </w:tc>
+        <w:tc>
+          <w:p>
+            <w:r>
+              <w:rPr>
+                <w:b w:val="false"/>
+                <w:bCs w:val="false"/>
+              </w:rPr>
+              <w:t xml:space="preserve">阿哌沙班</w:t>
+            </w:r>
+          </w:p>
+        </w:tc>
+        <w:tc>
+          <w:p>
+            <w:r>
+              <w:rPr>
+                <w:b w:val="false"/>
+                <w:bCs w:val="false"/>
+              </w:rPr>
+              <w:t xml:space="preserve">980</w:t>
+            </w:r>
+          </w:p>
+        </w:tc>
+        <w:tc>
+          <w:p>
+            <w:r>
+              <w:rPr>
+                <w:b w:val="false"/>
+                <w:bCs w:val="false"/>
+              </w:rPr>
+              <w:t xml:space="preserve">0 (0.0%)</w:t>
+            </w:r>
+          </w:p>
+        </w:tc>
+        <w:tc>
+          <w:p>
+            <w:r>
+              <w:rPr>
+                <w:b w:val="false"/>
+                <w:bCs w:val="false"/>
+              </w:rPr>
+              <w:t xml:space="preserve">48 (4.9%)</w:t>
             </w:r>
           </w:p>
         </w:tc>
@@ -878,40 +740,29 @@
                 <w:b w:val="false"/>
                 <w:bCs w:val="false"/>
               </w:rPr>
-              <w:t xml:space="preserve">&lt;65</w:t>
-            </w:r>
-          </w:p>
-        </w:tc>
-        <w:tc>
-          <w:p>
-            <w:r>
-              <w:rPr>
-                <w:b w:val="false"/>
-                <w:bCs w:val="false"/>
-              </w:rPr>
-              <w:t xml:space="preserve">左氧氟沙星</w:t>
-            </w:r>
-          </w:p>
-        </w:tc>
-        <w:tc>
-          <w:p>
-            <w:r>
-              <w:rPr>
-                <w:b w:val="false"/>
-                <w:bCs w:val="false"/>
-              </w:rPr>
-              <w:t xml:space="preserve">1</w:t>
-            </w:r>
-          </w:p>
-        </w:tc>
-        <w:tc>
-          <w:p>
-            <w:r>
-              <w:rPr>
-                <w:b w:val="false"/>
-                <w:bCs w:val="false"/>
-              </w:rPr>
-              <w:t xml:space="preserve">1 (100.0%)</w:t>
+              <w:t xml:space="preserve">&gt;=65</w:t>
+            </w:r>
+          </w:p>
+        </w:tc>
+        <w:tc>
+          <w:p>
+            <w:r>
+              <w:rPr>
+                <w:b w:val="false"/>
+                <w:bCs w:val="false"/>
+              </w:rPr>
+              <w:t xml:space="preserve">利伐沙班</w:t>
+            </w:r>
+          </w:p>
+        </w:tc>
+        <w:tc>
+          <w:p>
+            <w:r>
+              <w:rPr>
+                <w:b w:val="false"/>
+                <w:bCs w:val="false"/>
+              </w:rPr>
+              <w:t xml:space="preserve">980</w:t>
             </w:r>
           </w:p>
         </w:tc>
@@ -923,6 +774,17 @@
                 <w:bCs w:val="false"/>
               </w:rPr>
               <w:t xml:space="preserve">0 (0.0%)</w:t>
+            </w:r>
+          </w:p>
+        </w:tc>
+        <w:tc>
+          <w:p>
+            <w:r>
+              <w:rPr>
+                <w:b w:val="false"/>
+                <w:bCs w:val="false"/>
+              </w:rPr>
+              <w:t xml:space="preserve">78 (8.0%)</w:t>
             </w:r>
           </w:p>
         </w:tc>
@@ -935,40 +797,40 @@
                 <w:b w:val="false"/>
                 <w:bCs w:val="false"/>
               </w:rPr>
-              <w:t xml:space="preserve">年龄组</w:t>
-            </w:r>
-          </w:p>
-        </w:tc>
-        <w:tc>
-          <w:p>
-            <w:r>
-              <w:rPr>
-                <w:b w:val="false"/>
-                <w:bCs w:val="false"/>
-              </w:rPr>
-              <w:t xml:space="preserve">&gt;=65</w:t>
-            </w:r>
-          </w:p>
-        </w:tc>
-        <w:tc>
-          <w:p>
-            <w:r>
-              <w:rPr>
-                <w:b w:val="false"/>
-                <w:bCs w:val="false"/>
-              </w:rPr>
-              <w:t xml:space="preserve">头孢曲松 + 阿奇霉素</w:t>
-            </w:r>
-          </w:p>
-        </w:tc>
-        <w:tc>
-          <w:p>
-            <w:r>
-              <w:rPr>
-                <w:b w:val="false"/>
-                <w:bCs w:val="false"/>
-              </w:rPr>
-              <w:t xml:space="preserve">1</w:t>
+              <w:t xml:space="preserve">性别</w:t>
+            </w:r>
+          </w:p>
+        </w:tc>
+        <w:tc>
+          <w:p>
+            <w:r>
+              <w:rPr>
+                <w:b w:val="false"/>
+                <w:bCs w:val="false"/>
+              </w:rPr>
+              <w:t xml:space="preserve">F</w:t>
+            </w:r>
+          </w:p>
+        </w:tc>
+        <w:tc>
+          <w:p>
+            <w:r>
+              <w:rPr>
+                <w:b w:val="false"/>
+                <w:bCs w:val="false"/>
+              </w:rPr>
+              <w:t xml:space="preserve">阿哌沙班</w:t>
+            </w:r>
+          </w:p>
+        </w:tc>
+        <w:tc>
+          <w:p>
+            <w:r>
+              <w:rPr>
+                <w:b w:val="false"/>
+                <w:bCs w:val="false"/>
+              </w:rPr>
+              <w:t xml:space="preserve">457</w:t>
             </w:r>
           </w:p>
         </w:tc>
@@ -990,7 +852,7 @@
                 <w:b w:val="false"/>
                 <w:bCs w:val="false"/>
               </w:rPr>
-              <w:t xml:space="preserve">0 (0.0%)</w:t>
+              <w:t xml:space="preserve">22 (4.8%)</w:t>
             </w:r>
           </w:p>
         </w:tc>
@@ -1003,51 +865,40 @@
                 <w:b w:val="false"/>
                 <w:bCs w:val="false"/>
               </w:rPr>
-              <w:t xml:space="preserve">年龄组</w:t>
-            </w:r>
-          </w:p>
-        </w:tc>
-        <w:tc>
-          <w:p>
-            <w:r>
-              <w:rPr>
-                <w:b w:val="false"/>
-                <w:bCs w:val="false"/>
-              </w:rPr>
-              <w:t xml:space="preserve">&gt;=65</w:t>
-            </w:r>
-          </w:p>
-        </w:tc>
-        <w:tc>
-          <w:p>
-            <w:r>
-              <w:rPr>
-                <w:b w:val="false"/>
-                <w:bCs w:val="false"/>
-              </w:rPr>
-              <w:t xml:space="preserve">阿莫西林克拉维酸钾</w:t>
-            </w:r>
-          </w:p>
-        </w:tc>
-        <w:tc>
-          <w:p>
-            <w:r>
-              <w:rPr>
-                <w:b w:val="false"/>
-                <w:bCs w:val="false"/>
-              </w:rPr>
-              <w:t xml:space="preserve">1</w:t>
-            </w:r>
-          </w:p>
-        </w:tc>
-        <w:tc>
-          <w:p>
-            <w:r>
-              <w:rPr>
-                <w:b w:val="false"/>
-                <w:bCs w:val="false"/>
-              </w:rPr>
-              <w:t xml:space="preserve">1 (100.0%)</w:t>
+              <w:t xml:space="preserve">性别</w:t>
+            </w:r>
+          </w:p>
+        </w:tc>
+        <w:tc>
+          <w:p>
+            <w:r>
+              <w:rPr>
+                <w:b w:val="false"/>
+                <w:bCs w:val="false"/>
+              </w:rPr>
+              <w:t xml:space="preserve">F</w:t>
+            </w:r>
+          </w:p>
+        </w:tc>
+        <w:tc>
+          <w:p>
+            <w:r>
+              <w:rPr>
+                <w:b w:val="false"/>
+                <w:bCs w:val="false"/>
+              </w:rPr>
+              <w:t xml:space="preserve">利伐沙班</w:t>
+            </w:r>
+          </w:p>
+        </w:tc>
+        <w:tc>
+          <w:p>
+            <w:r>
+              <w:rPr>
+                <w:b w:val="false"/>
+                <w:bCs w:val="false"/>
+              </w:rPr>
+              <w:t xml:space="preserve">465</w:t>
             </w:r>
           </w:p>
         </w:tc>
@@ -1059,6 +910,17 @@
                 <w:bCs w:val="false"/>
               </w:rPr>
               <w:t xml:space="preserve">0 (0.0%)</w:t>
+            </w:r>
+          </w:p>
+        </w:tc>
+        <w:tc>
+          <w:p>
+            <w:r>
+              <w:rPr>
+                <w:b w:val="false"/>
+                <w:bCs w:val="false"/>
+              </w:rPr>
+              <w:t xml:space="preserve">35 (7.5%)</w:t>
             </w:r>
           </w:p>
         </w:tc>
@@ -1071,51 +933,40 @@
                 <w:b w:val="false"/>
                 <w:bCs w:val="false"/>
               </w:rPr>
-              <w:t xml:space="preserve">年龄组</w:t>
-            </w:r>
-          </w:p>
-        </w:tc>
-        <w:tc>
-          <w:p>
-            <w:r>
-              <w:rPr>
-                <w:b w:val="false"/>
-                <w:bCs w:val="false"/>
-              </w:rPr>
-              <w:t xml:space="preserve">&gt;=65</w:t>
-            </w:r>
-          </w:p>
-        </w:tc>
-        <w:tc>
-          <w:p>
-            <w:r>
-              <w:rPr>
-                <w:b w:val="false"/>
-                <w:bCs w:val="false"/>
-              </w:rPr>
-              <w:t xml:space="preserve">头孢曲松 + 阿奇霉素，剂量由医生按已发布院内规则确认</w:t>
-            </w:r>
-          </w:p>
-        </w:tc>
-        <w:tc>
-          <w:p>
-            <w:r>
-              <w:rPr>
-                <w:b w:val="false"/>
-                <w:bCs w:val="false"/>
-              </w:rPr>
-              <w:t xml:space="preserve">1</w:t>
-            </w:r>
-          </w:p>
-        </w:tc>
-        <w:tc>
-          <w:p>
-            <w:r>
-              <w:rPr>
-                <w:b w:val="false"/>
-                <w:bCs w:val="false"/>
-              </w:rPr>
-              <w:t xml:space="preserve">1 (100.0%)</w:t>
+              <w:t xml:space="preserve">性别</w:t>
+            </w:r>
+          </w:p>
+        </w:tc>
+        <w:tc>
+          <w:p>
+            <w:r>
+              <w:rPr>
+                <w:b w:val="false"/>
+                <w:bCs w:val="false"/>
+              </w:rPr>
+              <w:t xml:space="preserve">M</w:t>
+            </w:r>
+          </w:p>
+        </w:tc>
+        <w:tc>
+          <w:p>
+            <w:r>
+              <w:rPr>
+                <w:b w:val="false"/>
+                <w:bCs w:val="false"/>
+              </w:rPr>
+              <w:t xml:space="preserve">阿哌沙班</w:t>
+            </w:r>
+          </w:p>
+        </w:tc>
+        <w:tc>
+          <w:p>
+            <w:r>
+              <w:rPr>
+                <w:b w:val="false"/>
+                <w:bCs w:val="false"/>
+              </w:rPr>
+              <w:t xml:space="preserve">523</w:t>
             </w:r>
           </w:p>
         </w:tc>
@@ -1127,6 +978,17 @@
                 <w:bCs w:val="false"/>
               </w:rPr>
               <w:t xml:space="preserve">0 (0.0%)</w:t>
+            </w:r>
+          </w:p>
+        </w:tc>
+        <w:tc>
+          <w:p>
+            <w:r>
+              <w:rPr>
+                <w:b w:val="false"/>
+                <w:bCs w:val="false"/>
+              </w:rPr>
+              <w:t xml:space="preserve">26 (5.0%)</w:t>
             </w:r>
           </w:p>
         </w:tc>
@@ -1150,108 +1012,29 @@
                 <w:b w:val="false"/>
                 <w:bCs w:val="false"/>
               </w:rPr>
-              <w:t xml:space="preserve">F</w:t>
-            </w:r>
-          </w:p>
-        </w:tc>
-        <w:tc>
-          <w:p>
-            <w:r>
-              <w:rPr>
-                <w:b w:val="false"/>
-                <w:bCs w:val="false"/>
-              </w:rPr>
-              <w:t xml:space="preserve">头孢曲松 + 阿奇霉素</w:t>
-            </w:r>
-          </w:p>
-        </w:tc>
-        <w:tc>
-          <w:p>
-            <w:r>
-              <w:rPr>
-                <w:b w:val="false"/>
-                <w:bCs w:val="false"/>
-              </w:rPr>
-              <w:t xml:space="preserve">3</w:t>
-            </w:r>
-          </w:p>
-        </w:tc>
-        <w:tc>
-          <w:p>
-            <w:r>
-              <w:rPr>
-                <w:b w:val="false"/>
-                <w:bCs w:val="false"/>
-              </w:rPr>
-              <w:t xml:space="preserve">1 (33.3%)</w:t>
-            </w:r>
-          </w:p>
-        </w:tc>
-        <w:tc>
-          <w:p>
-            <w:r>
-              <w:rPr>
-                <w:b w:val="false"/>
-                <w:bCs w:val="false"/>
-              </w:rPr>
-              <w:t xml:space="preserve">1 (33.3%)</w:t>
-            </w:r>
-          </w:p>
-        </w:tc>
-      </w:tr>
-      <w:tr>
-        <w:tc>
-          <w:p>
-            <w:r>
-              <w:rPr>
-                <w:b w:val="false"/>
-                <w:bCs w:val="false"/>
-              </w:rPr>
-              <w:t xml:space="preserve">性别</w:t>
-            </w:r>
-          </w:p>
-        </w:tc>
-        <w:tc>
-          <w:p>
-            <w:r>
-              <w:rPr>
-                <w:b w:val="false"/>
-                <w:bCs w:val="false"/>
-              </w:rPr>
-              <w:t xml:space="preserve">F</w:t>
-            </w:r>
-          </w:p>
-        </w:tc>
-        <w:tc>
-          <w:p>
-            <w:r>
-              <w:rPr>
-                <w:b w:val="false"/>
-                <w:bCs w:val="false"/>
-              </w:rPr>
-              <w:t xml:space="preserve">头孢曲松 + 阿奇霉素，剂量由医生按已发布院内规则确认</w:t>
-            </w:r>
-          </w:p>
-        </w:tc>
-        <w:tc>
-          <w:p>
-            <w:r>
-              <w:rPr>
-                <w:b w:val="false"/>
-                <w:bCs w:val="false"/>
-              </w:rPr>
-              <w:t xml:space="preserve">1</w:t>
-            </w:r>
-          </w:p>
-        </w:tc>
-        <w:tc>
-          <w:p>
-            <w:r>
-              <w:rPr>
-                <w:b w:val="false"/>
-                <w:bCs w:val="false"/>
-              </w:rPr>
-              <w:t xml:space="preserve">1 (100.0%)</w:t>
+              <w:t xml:space="preserve">M</w:t>
+            </w:r>
+          </w:p>
+        </w:tc>
+        <w:tc>
+          <w:p>
+            <w:r>
+              <w:rPr>
+                <w:b w:val="false"/>
+                <w:bCs w:val="false"/>
+              </w:rPr>
+              <w:t xml:space="preserve">利伐沙班</w:t>
+            </w:r>
+          </w:p>
+        </w:tc>
+        <w:tc>
+          <w:p>
+            <w:r>
+              <w:rPr>
+                <w:b w:val="false"/>
+                <w:bCs w:val="false"/>
+              </w:rPr>
+              <w:t xml:space="preserve">515</w:t>
             </w:r>
           </w:p>
         </w:tc>
@@ -1266,139 +1049,14 @@
             </w:r>
           </w:p>
         </w:tc>
-      </w:tr>
-      <w:tr>
-        <w:tc>
-          <w:p>
-            <w:r>
-              <w:rPr>
-                <w:b w:val="false"/>
-                <w:bCs w:val="false"/>
-              </w:rPr>
-              <w:t xml:space="preserve">性别</w:t>
-            </w:r>
-          </w:p>
-        </w:tc>
-        <w:tc>
-          <w:p>
-            <w:r>
-              <w:rPr>
-                <w:b w:val="false"/>
-                <w:bCs w:val="false"/>
-              </w:rPr>
-              <w:t xml:space="preserve">M</w:t>
-            </w:r>
-          </w:p>
-        </w:tc>
-        <w:tc>
-          <w:p>
-            <w:r>
-              <w:rPr>
-                <w:b w:val="false"/>
-                <w:bCs w:val="false"/>
-              </w:rPr>
-              <w:t xml:space="preserve">阿莫西林克拉维酸钾</w:t>
-            </w:r>
-          </w:p>
-        </w:tc>
-        <w:tc>
-          <w:p>
-            <w:r>
-              <w:rPr>
-                <w:b w:val="false"/>
-                <w:bCs w:val="false"/>
-              </w:rPr>
-              <w:t xml:space="preserve">1</w:t>
-            </w:r>
-          </w:p>
-        </w:tc>
-        <w:tc>
-          <w:p>
-            <w:r>
-              <w:rPr>
-                <w:b w:val="false"/>
-                <w:bCs w:val="false"/>
-              </w:rPr>
-              <w:t xml:space="preserve">1 (100.0%)</w:t>
-            </w:r>
-          </w:p>
-        </w:tc>
-        <w:tc>
-          <w:p>
-            <w:r>
-              <w:rPr>
-                <w:b w:val="false"/>
-                <w:bCs w:val="false"/>
-              </w:rPr>
-              <w:t xml:space="preserve">0 (0.0%)</w:t>
-            </w:r>
-          </w:p>
-        </w:tc>
-      </w:tr>
-      <w:tr>
-        <w:tc>
-          <w:p>
-            <w:r>
-              <w:rPr>
-                <w:b w:val="false"/>
-                <w:bCs w:val="false"/>
-              </w:rPr>
-              <w:t xml:space="preserve">性别</w:t>
-            </w:r>
-          </w:p>
-        </w:tc>
-        <w:tc>
-          <w:p>
-            <w:r>
-              <w:rPr>
-                <w:b w:val="false"/>
-                <w:bCs w:val="false"/>
-              </w:rPr>
-              <w:t xml:space="preserve">M</w:t>
-            </w:r>
-          </w:p>
-        </w:tc>
-        <w:tc>
-          <w:p>
-            <w:r>
-              <w:rPr>
-                <w:b w:val="false"/>
-                <w:bCs w:val="false"/>
-              </w:rPr>
-              <w:t xml:space="preserve">左氧氟沙星</w:t>
-            </w:r>
-          </w:p>
-        </w:tc>
-        <w:tc>
-          <w:p>
-            <w:r>
-              <w:rPr>
-                <w:b w:val="false"/>
-                <w:bCs w:val="false"/>
-              </w:rPr>
-              <w:t xml:space="preserve">1</w:t>
-            </w:r>
-          </w:p>
-        </w:tc>
-        <w:tc>
-          <w:p>
-            <w:r>
-              <w:rPr>
-                <w:b w:val="false"/>
-                <w:bCs w:val="false"/>
-              </w:rPr>
-              <w:t xml:space="preserve">1 (100.0%)</w:t>
-            </w:r>
-          </w:p>
-        </w:tc>
-        <w:tc>
-          <w:p>
-            <w:r>
-              <w:rPr>
-                <w:b w:val="false"/>
-                <w:bCs w:val="false"/>
-              </w:rPr>
-              <w:t xml:space="preserve">0 (0.0%)</w:t>
+        <w:tc>
+          <w:p>
+            <w:r>
+              <w:rPr>
+                <w:b w:val="false"/>
+                <w:bCs w:val="false"/>
+              </w:rPr>
+              <w:t xml:space="preserve">43 (8.3%)</w:t>
             </w:r>
           </w:p>
         </w:tc>
@@ -1427,47 +1085,32 @@
     </w:p>
     <w:p>
       <w:r>
-        <w:t xml:space="preserve">年龄 &lt;65 / 头孢曲松 + 阿奇霉素：n=2，改善 1 例，不良事件 1 例</w:t>
-      </w:r>
-    </w:p>
-    <w:p>
-      <w:r>
-        <w:t xml:space="preserve">年龄 &lt;65 / 左氧氟沙星：n=1，改善 1 例，不良事件 0 例</w:t>
-      </w:r>
-    </w:p>
-    <w:p>
-      <w:r>
-        <w:t xml:space="preserve">年龄 &gt;=65 / 头孢曲松 + 阿奇霉素：n=1，改善 0 例，不良事件 0 例</w:t>
-      </w:r>
-    </w:p>
-    <w:p>
-      <w:r>
-        <w:t xml:space="preserve">年龄 &gt;=65 / 阿莫西林克拉维酸钾：n=1，改善 1 例，不良事件 0 例</w:t>
-      </w:r>
-    </w:p>
-    <w:p>
-      <w:r>
-        <w:t xml:space="preserve">年龄 &gt;=65 / 头孢曲松 + 阿奇霉素，剂量由医生按已发布院内规则确认：n=1，改善 1 例，不良事件 0 例</w:t>
-      </w:r>
-    </w:p>
-    <w:p>
-      <w:r>
-        <w:t xml:space="preserve">性别 F / 头孢曲松 + 阿奇霉素：n=3，改善 1 例，不良事件 1 例</w:t>
-      </w:r>
-    </w:p>
-    <w:p>
-      <w:r>
-        <w:t xml:space="preserve">性别 F / 头孢曲松 + 阿奇霉素，剂量由医生按已发布院内规则确认：n=1，改善 1 例，不良事件 0 例</w:t>
-      </w:r>
-    </w:p>
-    <w:p>
-      <w:r>
-        <w:t xml:space="preserve">性别 M / 阿莫西林克拉维酸钾：n=1，改善 1 例，不良事件 0 例</w:t>
-      </w:r>
-    </w:p>
-    <w:p>
-      <w:r>
-        <w:t xml:space="preserve">性别 M / 左氧氟沙星：n=1，改善 1 例，不良事件 0 例</w:t>
+        <w:t xml:space="preserve">年龄 &gt;=65 / 阿哌沙班：n=980，改善 0 例，不良事件 48 例</w:t>
+      </w:r>
+    </w:p>
+    <w:p>
+      <w:r>
+        <w:t xml:space="preserve">年龄 &gt;=65 / 利伐沙班：n=980，改善 0 例，不良事件 78 例</w:t>
+      </w:r>
+    </w:p>
+    <w:p>
+      <w:r>
+        <w:t xml:space="preserve">性别 F / 阿哌沙班：n=457，改善 0 例，不良事件 22 例</w:t>
+      </w:r>
+    </w:p>
+    <w:p>
+      <w:r>
+        <w:t xml:space="preserve">性别 F / 利伐沙班：n=465，改善 0 例，不良事件 35 例</w:t>
+      </w:r>
+    </w:p>
+    <w:p>
+      <w:r>
+        <w:t xml:space="preserve">性别 M / 阿哌沙班：n=523，改善 0 例，不良事件 26 例</w:t>
+      </w:r>
+    </w:p>
+    <w:p>
+      <w:r>
+        <w:t xml:space="preserve">性别 M / 利伐沙班：n=515，改善 0 例，不良事件 43 例</w:t>
       </w:r>
     </w:p>
     <w:p>
@@ -1486,7 +1129,7 @@
     </w:p>
     <w:p>
       <w:r>
-        <w:t xml:space="preserve">全部为合成验证记录；样本量仅用于流程演示；未进行因果推断；不构成可投稿论文或临床结论</w:t>
+        <w:t xml:space="preserve">合成数据仅用于流程验证；回顾性观察研究存在残余混杂；结局定义依赖数据源编码质量；真实研究需完成伦理、统计和医学审核</w:t>
       </w:r>
     </w:p>
     <w:p>
@@ -1500,7 +1143,7 @@
     </w:p>
     <w:p>
       <w:r>
-        <w:t xml:space="preserve">本研究仅描述导入验证队列中的用药暴露和结局分布。现有设计与样本不支持因果推断，不能得出“某药更适合某类患者”的临床结论；分层信号只能作为后续预注册、充分样本量研究的假设。仅用于 HospitalAI 前端流程验证，不参与正式处方推荐。</w:t>
+        <w:t xml:space="preserve">本研究仅描述导入验证队列中的用药暴露和结局分布。现有设计与样本不支持因果推断，不能得出“某药更适合某类患者”的临床结论；分层信号只能作为后续预注册、充分样本量研究的假设。仅适用于本研究协议定义的人群、暴露、结局和观察窗口。</w:t>
       </w:r>
     </w:p>
     <w:p>
@@ -1514,27 +1157,27 @@
     </w:p>
     <w:p>
       <w:r>
-        <w:t xml:space="preserve">数据集：DS-PROJECT-CAP-2026-01-v1（fnv1a-c73e209c）</w:t>
-      </w:r>
-    </w:p>
-    <w:p>
-      <w:r>
-        <w:t xml:space="preserve">统计运行：RUN-1786335124621（fnv1a-ae1b8f06）</w:t>
-      </w:r>
-    </w:p>
-    <w:p>
-      <w:r>
-        <w:t xml:space="preserve">软件：HospitalAI fixed-statistics 1.0.0；正式研究须登记 R/Python 版本与锁定依赖</w:t>
-      </w:r>
-    </w:p>
-    <w:p>
-      <w:r>
-        <w:t xml:space="preserve">报告规范：STROBE 观察性研究报告规范</w:t>
-      </w:r>
-    </w:p>
-    <w:p>
-      <w:r>
-        <w:t xml:space="preserve">统计输出哈希：fnv1a-ae1b8f06</w:t>
+        <w:t xml:space="preserve">数据集：DS-PROJECT-NVAF-DOAC-2026-01-v1（fnv1a-5de3f0ed）</w:t>
+      </w:r>
+    </w:p>
+    <w:p>
+      <w:r>
+        <w:t xml:space="preserve">统计运行：RUN-1786359091531（fnv1a-9353298d）</w:t>
+      </w:r>
+    </w:p>
+    <w:p>
+      <w:r>
+        <w:t xml:space="preserve">软件：Python 固定分析流水线（版本随成果包锁定）</w:t>
+      </w:r>
+    </w:p>
+    <w:p>
+      <w:r>
+        <w:t xml:space="preserve">报告规范：STROBE + RECORD</w:t>
+      </w:r>
+    </w:p>
+    <w:p>
+      <w:r>
+        <w:t xml:space="preserve">统计输出哈希：fnv1a-9353298d</w:t>
       </w:r>
     </w:p>
     <w:p>
